--- a/32KP Konstrujuvannja program/four/KNT-122_Onyshchenko_Variant-19_PR4.docx
+++ b/32KP Konstrujuvannja program/four/KNT-122_Onyshchenko_Variant-19_PR4.docx
@@ -147,6 +147,11 @@
           <w:lang w:val="en-us"/>
         </w:rPr>
         <w:t>4</w:t>
+      </w:r>
+      <w:r>
+        <w:rPr>
+          <w:lang w:val="en-us"/>
+        </w:rPr>
       </w:r>
     </w:p>
     <w:p>
@@ -629,6 +634,1979 @@
     </w:p>
     <w:p>
       <w:pPr>
+        <w:pStyle w:val="para9"/>
+        <w:rPr>
+          <w:color w:val="auto"/>
+        </w:rPr>
+      </w:pPr>
+      <w:r>
+        <w:rPr>
+          <w:color w:val="auto"/>
+        </w:rPr>
+        <w:t>Загальне завдання</w:t>
+      </w:r>
+    </w:p>
+    <w:p>
+      <w:pPr>
+        <w:pStyle w:val="para11"/>
+      </w:pPr>
+      <w:r>
+        <w:t>Company</w:t>
+      </w:r>
+    </w:p>
+    <w:p>
+      <w:pPr>
+        <w:pStyle w:val="para10"/>
+      </w:pPr>
+      <w:r/>
+    </w:p>
+    <w:p>
+      <w:pPr>
+        <w:pStyle w:val="para18"/>
+      </w:pPr>
+      <w:r>
+        <w:t>package personal.company;</w:t>
+      </w:r>
+    </w:p>
+    <w:p>
+      <w:pPr>
+        <w:pStyle w:val="para18"/>
+      </w:pPr>
+      <w:r/>
+    </w:p>
+    <w:p>
+      <w:pPr>
+        <w:pStyle w:val="para18"/>
+      </w:pPr>
+      <w:r>
+        <w:t>import java.util.Arrays;</w:t>
+      </w:r>
+    </w:p>
+    <w:p>
+      <w:pPr>
+        <w:pStyle w:val="para18"/>
+      </w:pPr>
+      <w:r>
+        <w:t>import java.util.Vector;</w:t>
+      </w:r>
+    </w:p>
+    <w:p>
+      <w:pPr>
+        <w:pStyle w:val="para18"/>
+      </w:pPr>
+      <w:r/>
+    </w:p>
+    <w:p>
+      <w:pPr>
+        <w:pStyle w:val="para18"/>
+      </w:pPr>
+      <w:r>
+        <w:t>import personal.company.Departament;</w:t>
+      </w:r>
+    </w:p>
+    <w:p>
+      <w:pPr>
+        <w:pStyle w:val="para18"/>
+      </w:pPr>
+      <w:r>
+        <w:t>import personal.company.Employee;</w:t>
+      </w:r>
+    </w:p>
+    <w:p>
+      <w:pPr>
+        <w:pStyle w:val="para18"/>
+      </w:pPr>
+      <w:r>
+        <w:t>import personal.company.Position;</w:t>
+      </w:r>
+    </w:p>
+    <w:p>
+      <w:pPr>
+        <w:pStyle w:val="para18"/>
+      </w:pPr>
+      <w:r/>
+    </w:p>
+    <w:p>
+      <w:pPr>
+        <w:pStyle w:val="para18"/>
+      </w:pPr>
+      <w:r>
+        <w:t>public class Company {</w:t>
+      </w:r>
+    </w:p>
+    <w:p>
+      <w:pPr>
+        <w:pStyle w:val="para18"/>
+      </w:pPr>
+      <w:r>
+        <w:t>  public static void main(String[] args) {</w:t>
+      </w:r>
+    </w:p>
+    <w:p>
+      <w:pPr>
+        <w:pStyle w:val="para18"/>
+      </w:pPr>
+      <w:r>
+        <w:t>    Employee david = new Employee();</w:t>
+      </w:r>
+    </w:p>
+    <w:p>
+      <w:pPr>
+        <w:pStyle w:val="para18"/>
+      </w:pPr>
+      <w:r>
+        <w:t>    david.lastName = "Salomon";</w:t>
+      </w:r>
+    </w:p>
+    <w:p>
+      <w:pPr>
+        <w:pStyle w:val="para18"/>
+      </w:pPr>
+      <w:r>
+        <w:t>    david.firstName = "David";</w:t>
+      </w:r>
+    </w:p>
+    <w:p>
+      <w:pPr>
+        <w:pStyle w:val="para18"/>
+      </w:pPr>
+      <w:r>
+        <w:t>    david.middleName = "Kristoffersen";</w:t>
+      </w:r>
+    </w:p>
+    <w:p>
+      <w:pPr>
+        <w:pStyle w:val="para18"/>
+      </w:pPr>
+      <w:r/>
+    </w:p>
+    <w:p>
+      <w:pPr>
+        <w:pStyle w:val="para18"/>
+      </w:pPr>
+      <w:r>
+        <w:t>    Employee abraam = new Employee();</w:t>
+      </w:r>
+    </w:p>
+    <w:p>
+      <w:pPr>
+        <w:pStyle w:val="para18"/>
+      </w:pPr>
+      <w:r>
+        <w:t>    abraam.lastName = "Ionathan";</w:t>
+      </w:r>
+    </w:p>
+    <w:p>
+      <w:pPr>
+        <w:pStyle w:val="para18"/>
+      </w:pPr>
+      <w:r>
+        <w:t>    abraam.firstName = "Abraam";</w:t>
+      </w:r>
+    </w:p>
+    <w:p>
+      <w:pPr>
+        <w:pStyle w:val="para18"/>
+      </w:pPr>
+      <w:r>
+        <w:t>    abraam.middleName = "Hansen";</w:t>
+      </w:r>
+    </w:p>
+    <w:p>
+      <w:pPr>
+        <w:pStyle w:val="para18"/>
+      </w:pPr>
+      <w:r/>
+    </w:p>
+    <w:p>
+      <w:pPr>
+        <w:pStyle w:val="para18"/>
+      </w:pPr>
+      <w:r>
+        <w:t>    Employee ananias = new Employee();</w:t>
+      </w:r>
+    </w:p>
+    <w:p>
+      <w:pPr>
+        <w:pStyle w:val="para18"/>
+      </w:pPr>
+      <w:r>
+        <w:t>    ananias.lastName = "Emil";</w:t>
+      </w:r>
+    </w:p>
+    <w:p>
+      <w:pPr>
+        <w:pStyle w:val="para18"/>
+      </w:pPr>
+      <w:r>
+        <w:t>    ananias.firstName = "Ananias";</w:t>
+      </w:r>
+    </w:p>
+    <w:p>
+      <w:pPr>
+        <w:pStyle w:val="para18"/>
+      </w:pPr>
+      <w:r>
+        <w:t>    ananias.middleName = "Simonsen";</w:t>
+      </w:r>
+    </w:p>
+    <w:p>
+      <w:pPr>
+        <w:pStyle w:val="para18"/>
+      </w:pPr>
+      <w:r/>
+    </w:p>
+    <w:p>
+      <w:pPr>
+        <w:pStyle w:val="para18"/>
+      </w:pPr>
+      <w:r>
+        <w:t>    Departament farming = new Departament();</w:t>
+      </w:r>
+    </w:p>
+    <w:p>
+      <w:pPr>
+        <w:pStyle w:val="para18"/>
+      </w:pPr>
+      <w:r>
+        <w:t>    farming.departamentName = "Farming";</w:t>
+      </w:r>
+    </w:p>
+    <w:p>
+      <w:pPr>
+        <w:pStyle w:val="para18"/>
+      </w:pPr>
+      <w:r>
+        <w:t>    farming.numberOfWorkers = 3;</w:t>
+      </w:r>
+    </w:p>
+    <w:p>
+      <w:pPr>
+        <w:pStyle w:val="para18"/>
+      </w:pPr>
+      <w:r>
+        <w:t>    farming.workingHours = 7;</w:t>
+      </w:r>
+    </w:p>
+    <w:p>
+      <w:pPr>
+        <w:pStyle w:val="para18"/>
+      </w:pPr>
+      <w:r>
+        <w:t>    david.departament = farming.departamentName;</w:t>
+      </w:r>
+    </w:p>
+    <w:p>
+      <w:pPr>
+        <w:pStyle w:val="para18"/>
+      </w:pPr>
+      <w:r>
+        <w:t>    abraam.departament = farming.departamentName;</w:t>
+      </w:r>
+    </w:p>
+    <w:p>
+      <w:pPr>
+        <w:pStyle w:val="para18"/>
+      </w:pPr>
+      <w:r>
+        <w:t>    ananias.departament = farming.departamentName;</w:t>
+      </w:r>
+    </w:p>
+    <w:p>
+      <w:pPr>
+        <w:pStyle w:val="para18"/>
+      </w:pPr>
+      <w:r/>
+    </w:p>
+    <w:p>
+      <w:pPr>
+        <w:pStyle w:val="para18"/>
+      </w:pPr>
+      <w:r>
+        <w:t>    Position sower = new Position();</w:t>
+      </w:r>
+    </w:p>
+    <w:p>
+      <w:pPr>
+        <w:pStyle w:val="para18"/>
+      </w:pPr>
+      <w:r>
+        <w:t>    sower.positionName = "Sower of seeds";</w:t>
+      </w:r>
+    </w:p>
+    <w:p>
+      <w:pPr>
+        <w:pStyle w:val="para18"/>
+      </w:pPr>
+      <w:r>
+        <w:t>    sower.positionResponsibilities = new Vector&lt;&gt;(Arrays.asList(</w:t>
+      </w:r>
+    </w:p>
+    <w:p>
+      <w:pPr>
+        <w:pStyle w:val="para18"/>
+      </w:pPr>
+      <w:r>
+        <w:t>        "buy seeds",</w:t>
+      </w:r>
+    </w:p>
+    <w:p>
+      <w:pPr>
+        <w:pStyle w:val="para18"/>
+      </w:pPr>
+      <w:r>
+        <w:t>        "keep seeds dry",</w:t>
+      </w:r>
+    </w:p>
+    <w:p>
+      <w:pPr>
+        <w:pStyle w:val="para18"/>
+      </w:pPr>
+      <w:r>
+        <w:t>        "sow seeds"));</w:t>
+      </w:r>
+    </w:p>
+    <w:p>
+      <w:pPr>
+        <w:pStyle w:val="para18"/>
+      </w:pPr>
+      <w:r>
+        <w:t>    Position harvester = new Position();</w:t>
+      </w:r>
+    </w:p>
+    <w:p>
+      <w:pPr>
+        <w:pStyle w:val="para18"/>
+      </w:pPr>
+      <w:r>
+        <w:t>    harvester.positionName = "Harvester of produce";</w:t>
+      </w:r>
+    </w:p>
+    <w:p>
+      <w:pPr>
+        <w:pStyle w:val="para18"/>
+      </w:pPr>
+      <w:r>
+        <w:t>    harvester.positionResponsibilities = new Vector&lt;&gt;(Arrays.asList(</w:t>
+      </w:r>
+    </w:p>
+    <w:p>
+      <w:pPr>
+        <w:pStyle w:val="para18"/>
+      </w:pPr>
+      <w:r>
+        <w:t>        "keep tools clean",</w:t>
+      </w:r>
+    </w:p>
+    <w:p>
+      <w:pPr>
+        <w:pStyle w:val="para18"/>
+      </w:pPr>
+      <w:r>
+        <w:t>        "prepare for harvest",</w:t>
+      </w:r>
+    </w:p>
+    <w:p>
+      <w:pPr>
+        <w:pStyle w:val="para18"/>
+      </w:pPr>
+      <w:r>
+        <w:t>        "harvest the produce"));</w:t>
+      </w:r>
+    </w:p>
+    <w:p>
+      <w:pPr>
+        <w:pStyle w:val="para18"/>
+      </w:pPr>
+      <w:r>
+        <w:t>    Position plower = new Position();</w:t>
+      </w:r>
+    </w:p>
+    <w:p>
+      <w:pPr>
+        <w:pStyle w:val="para18"/>
+      </w:pPr>
+      <w:r>
+        <w:t>    plower.positionName = "Plower of ground";</w:t>
+      </w:r>
+    </w:p>
+    <w:p>
+      <w:pPr>
+        <w:pStyle w:val="para18"/>
+      </w:pPr>
+      <w:r>
+        <w:t>    plower.positionResponsibilities = new Vector&lt;&gt;(Arrays.asList(</w:t>
+      </w:r>
+    </w:p>
+    <w:p>
+      <w:pPr>
+        <w:pStyle w:val="para18"/>
+      </w:pPr>
+      <w:r>
+        <w:t>        "keep the plow working",</w:t>
+      </w:r>
+    </w:p>
+    <w:p>
+      <w:pPr>
+        <w:pStyle w:val="para18"/>
+      </w:pPr>
+      <w:r>
+        <w:t>        "plow the ground",</w:t>
+      </w:r>
+    </w:p>
+    <w:p>
+      <w:pPr>
+        <w:pStyle w:val="para18"/>
+      </w:pPr>
+      <w:r>
+        <w:t>        "keep the plow clean"));</w:t>
+      </w:r>
+    </w:p>
+    <w:p>
+      <w:pPr>
+        <w:pStyle w:val="para18"/>
+      </w:pPr>
+      <w:r>
+        <w:br w:type="textWrapping"/>
+      </w:r>
+    </w:p>
+    <w:p>
+      <w:pPr>
+        <w:pStyle w:val="para18"/>
+      </w:pPr>
+      <w:r>
+        <w:t>    david.position = sower.positionName;</w:t>
+      </w:r>
+    </w:p>
+    <w:p>
+      <w:pPr>
+        <w:pStyle w:val="para18"/>
+      </w:pPr>
+      <w:r>
+        <w:t>    sower.positionEmployees.add(david);</w:t>
+      </w:r>
+    </w:p>
+    <w:p>
+      <w:pPr>
+        <w:pStyle w:val="para18"/>
+      </w:pPr>
+      <w:r>
+        <w:t>    abraam.position = harvester.positionName;</w:t>
+      </w:r>
+    </w:p>
+    <w:p>
+      <w:pPr>
+        <w:pStyle w:val="para18"/>
+      </w:pPr>
+      <w:r>
+        <w:t>    harvester.positionEmployees.add(abraam);</w:t>
+      </w:r>
+    </w:p>
+    <w:p>
+      <w:pPr>
+        <w:pStyle w:val="para18"/>
+      </w:pPr>
+      <w:r>
+        <w:t>    ananias.position = plower.positionName;</w:t>
+      </w:r>
+    </w:p>
+    <w:p>
+      <w:pPr>
+        <w:pStyle w:val="para18"/>
+      </w:pPr>
+      <w:r>
+        <w:t>    plower.positionEmployees.add(ananias);</w:t>
+      </w:r>
+    </w:p>
+    <w:p>
+      <w:pPr>
+        <w:pStyle w:val="para18"/>
+      </w:pPr>
+      <w:r>
+        <w:br w:type="textWrapping"/>
+      </w:r>
+    </w:p>
+    <w:p>
+      <w:pPr>
+        <w:pStyle w:val="para18"/>
+      </w:pPr>
+      <w:r>
+        <w:t>    sower.callAnEmployee(sower.positionEmployees.elementAt(0));</w:t>
+      </w:r>
+    </w:p>
+    <w:p>
+      <w:pPr>
+        <w:pStyle w:val="para18"/>
+      </w:pPr>
+      <w:r>
+        <w:t>    harvester.callAnEmployee(harvester.positionEmployees.elementAt(0));</w:t>
+      </w:r>
+    </w:p>
+    <w:p>
+      <w:pPr>
+        <w:pStyle w:val="para18"/>
+      </w:pPr>
+      <w:r>
+        <w:t>    plower.callAnEmployee(plower.positionEmployees.elementAt(0));</w:t>
+      </w:r>
+    </w:p>
+    <w:p>
+      <w:pPr>
+        <w:pStyle w:val="para18"/>
+      </w:pPr>
+      <w:r>
+        <w:br w:type="textWrapping"/>
+      </w:r>
+    </w:p>
+    <w:p>
+      <w:pPr>
+        <w:pStyle w:val="para18"/>
+      </w:pPr>
+      <w:r>
+        <w:t>    sower.giveOrder(sower.positionEmployees.elementAt(0), "Buy more seeds");</w:t>
+      </w:r>
+    </w:p>
+    <w:p>
+      <w:pPr>
+        <w:pStyle w:val="para18"/>
+      </w:pPr>
+      <w:r>
+        <w:t>    harvester.giveOrder(harvester.positionEmployees.elementAt(0), "Fix the tools");</w:t>
+      </w:r>
+    </w:p>
+    <w:p>
+      <w:pPr>
+        <w:pStyle w:val="para18"/>
+      </w:pPr>
+      <w:r>
+        <w:t>    plower.giveOrder(plower.positionEmployees.elementAt(0), "Maintain the plow");</w:t>
+      </w:r>
+    </w:p>
+    <w:p>
+      <w:pPr>
+        <w:pStyle w:val="para18"/>
+      </w:pPr>
+      <w:r>
+        <w:br w:type="textWrapping"/>
+      </w:r>
+    </w:p>
+    <w:p>
+      <w:pPr>
+        <w:pStyle w:val="para18"/>
+      </w:pPr>
+      <w:r>
+        <w:t>    System.out.println(ananias.firstName + " works in a departament called '" + ananias.departament + "' and works "</w:t>
+      </w:r>
+    </w:p>
+    <w:p>
+      <w:pPr>
+        <w:pStyle w:val="para18"/>
+      </w:pPr>
+      <w:r>
+        <w:t>        + farming.workingHours + " hours per day.");</w:t>
+      </w:r>
+    </w:p>
+    <w:p>
+      <w:pPr>
+        <w:pStyle w:val="para18"/>
+      </w:pPr>
+      <w:r>
+        <w:t>    ananias.fireEmployee();</w:t>
+      </w:r>
+    </w:p>
+    <w:p>
+      <w:pPr>
+        <w:pStyle w:val="para18"/>
+      </w:pPr>
+      <w:r>
+        <w:t>  }</w:t>
+      </w:r>
+    </w:p>
+    <w:p>
+      <w:pPr>
+        <w:pStyle w:val="para18"/>
+      </w:pPr>
+      <w:r>
+        <w:t>}</w:t>
+      </w:r>
+    </w:p>
+    <w:p>
+      <w:pPr>
+        <w:spacing w:line="380" w:lineRule="atLeast"/>
+        <w:pBdr>
+          <w:top w:val="nil" w:sz="0" w:space="0" w:color="000000" tmln="20, 20, 20, 0, 0"/>
+          <w:left w:val="nil" w:sz="0" w:space="0" w:color="000000" tmln="20, 20, 20, 0, 0"/>
+          <w:bottom w:val="nil" w:sz="0" w:space="0" w:color="000000" tmln="20, 20, 20, 0, 0"/>
+          <w:right w:val="nil" w:sz="0" w:space="0" w:color="000000" tmln="20, 20, 20, 0, 0"/>
+          <w:between w:val="nil" w:sz="0" w:space="0" w:color="000000" tmln="20, 20, 20, 0, 0"/>
+        </w:pBdr>
+        <w:shd w:val="none"/>
+        <w:rPr>
+          <w:rFonts w:ascii="Consolas" w:hAnsi="Consolas"/>
+          <w:sz w:val="21"/>
+          <w:shd w:val="clear" w:fill="ffffff"/>
+        </w:rPr>
+      </w:pPr>
+      <w:r>
+        <w:rPr>
+          <w:rFonts w:ascii="Consolas" w:hAnsi="Consolas"/>
+          <w:sz w:val="21"/>
+          <w:shd w:val="clear" w:fill="ffffff"/>
+        </w:rPr>
+      </w:r>
+    </w:p>
+    <w:p>
+      <w:pPr>
+        <w:pStyle w:val="para11"/>
+      </w:pPr>
+      <w:r>
+        <w:t>Human</w:t>
+      </w:r>
+    </w:p>
+    <w:p>
+      <w:pPr>
+        <w:pStyle w:val="para10"/>
+      </w:pPr>
+      <w:r/>
+    </w:p>
+    <w:p>
+      <w:pPr>
+        <w:pStyle w:val="para18"/>
+      </w:pPr>
+      <w:r>
+        <w:t>public class Human {</w:t>
+      </w:r>
+    </w:p>
+    <w:p>
+      <w:pPr>
+        <w:pStyle w:val="para18"/>
+      </w:pPr>
+      <w:r>
+        <w:t> String lastName;</w:t>
+      </w:r>
+    </w:p>
+    <w:p>
+      <w:pPr>
+        <w:pStyle w:val="para18"/>
+      </w:pPr>
+      <w:r>
+        <w:t> String firstName;</w:t>
+      </w:r>
+    </w:p>
+    <w:p>
+      <w:pPr>
+        <w:pStyle w:val="para18"/>
+      </w:pPr>
+      <w:r>
+        <w:t> String middleName;</w:t>
+      </w:r>
+    </w:p>
+    <w:p>
+      <w:pPr>
+        <w:pStyle w:val="para18"/>
+      </w:pPr>
+      <w:r>
+        <w:t> String birthDate;</w:t>
+      </w:r>
+    </w:p>
+    <w:p>
+      <w:pPr>
+        <w:pStyle w:val="para18"/>
+      </w:pPr>
+      <w:r>
+        <w:t> boolean isMale;</w:t>
+      </w:r>
+    </w:p>
+    <w:p>
+      <w:pPr>
+        <w:pStyle w:val="para18"/>
+      </w:pPr>
+      <w:r>
+        <w:t>}</w:t>
+      </w:r>
+    </w:p>
+    <w:p>
+      <w:pPr>
+        <w:spacing w:line="380" w:lineRule="atLeast"/>
+        <w:pBdr>
+          <w:top w:val="nil" w:sz="0" w:space="0" w:color="000000" tmln="20, 20, 20, 0, 0"/>
+          <w:left w:val="nil" w:sz="0" w:space="0" w:color="000000" tmln="20, 20, 20, 0, 0"/>
+          <w:bottom w:val="nil" w:sz="0" w:space="0" w:color="000000" tmln="20, 20, 20, 0, 0"/>
+          <w:right w:val="nil" w:sz="0" w:space="0" w:color="000000" tmln="20, 20, 20, 0, 0"/>
+          <w:between w:val="nil" w:sz="0" w:space="0" w:color="000000" tmln="20, 20, 20, 0, 0"/>
+        </w:pBdr>
+        <w:shd w:val="none"/>
+        <w:rPr>
+          <w:rFonts w:ascii="Consolas" w:hAnsi="Consolas"/>
+          <w:sz w:val="21"/>
+          <w:shd w:val="clear" w:fill="ffffff"/>
+        </w:rPr>
+      </w:pPr>
+      <w:r>
+        <w:rPr>
+          <w:rFonts w:ascii="Consolas" w:hAnsi="Consolas"/>
+          <w:sz w:val="21"/>
+          <w:shd w:val="clear" w:fill="ffffff"/>
+        </w:rPr>
+      </w:r>
+    </w:p>
+    <w:p>
+      <w:pPr>
+        <w:pStyle w:val="para11"/>
+      </w:pPr>
+      <w:r>
+        <w:t>Employee</w:t>
+      </w:r>
+    </w:p>
+    <w:p>
+      <w:pPr>
+        <w:pStyle w:val="para10"/>
+      </w:pPr>
+      <w:r/>
+    </w:p>
+    <w:p>
+      <w:pPr>
+        <w:pStyle w:val="para18"/>
+      </w:pPr>
+      <w:r>
+        <w:t>public class Employee extends Human {</w:t>
+      </w:r>
+    </w:p>
+    <w:p>
+      <w:pPr>
+        <w:pStyle w:val="para18"/>
+      </w:pPr>
+      <w:r>
+        <w:t> String departament;</w:t>
+      </w:r>
+    </w:p>
+    <w:p>
+      <w:pPr>
+        <w:pStyle w:val="para18"/>
+      </w:pPr>
+      <w:r>
+        <w:t> String position;</w:t>
+      </w:r>
+    </w:p>
+    <w:p>
+      <w:pPr>
+        <w:pStyle w:val="para18"/>
+      </w:pPr>
+      <w:r>
+        <w:t> int salary;</w:t>
+      </w:r>
+    </w:p>
+    <w:p>
+      <w:pPr>
+        <w:pStyle w:val="para18"/>
+      </w:pPr>
+      <w:r>
+        <w:br w:type="textWrapping"/>
+      </w:r>
+    </w:p>
+    <w:p>
+      <w:pPr>
+        <w:pStyle w:val="para18"/>
+      </w:pPr>
+      <w:r>
+        <w:t> void acceptEmployee(String departament, String position, int salary) {</w:t>
+      </w:r>
+    </w:p>
+    <w:p>
+      <w:pPr>
+        <w:pStyle w:val="para18"/>
+      </w:pPr>
+      <w:r>
+        <w:t>  this.departament = departament;</w:t>
+      </w:r>
+    </w:p>
+    <w:p>
+      <w:pPr>
+        <w:pStyle w:val="para18"/>
+      </w:pPr>
+      <w:r>
+        <w:t>  this.position = position;</w:t>
+      </w:r>
+    </w:p>
+    <w:p>
+      <w:pPr>
+        <w:pStyle w:val="para18"/>
+      </w:pPr>
+      <w:r>
+        <w:t>  this.salary = salary != 0 ? salary : 10;</w:t>
+      </w:r>
+    </w:p>
+    <w:p>
+      <w:pPr>
+        <w:pStyle w:val="para18"/>
+      </w:pPr>
+      <w:r>
+        <w:t>  System.out.println(super.lastName + " " + super.firstName + " " + super.middleName</w:t>
+      </w:r>
+    </w:p>
+    <w:p>
+      <w:pPr>
+        <w:pStyle w:val="para18"/>
+      </w:pPr>
+      <w:r>
+        <w:t>    + " is accepted to departament \'" + this.departament + "\' on a position of \'" + this.position</w:t>
+      </w:r>
+    </w:p>
+    <w:p>
+      <w:pPr>
+        <w:pStyle w:val="para18"/>
+      </w:pPr>
+      <w:r>
+        <w:t>    + "\' for a salary of " + this.salary + ".");</w:t>
+      </w:r>
+    </w:p>
+    <w:p>
+      <w:pPr>
+        <w:pStyle w:val="para18"/>
+      </w:pPr>
+      <w:r>
+        <w:t> }</w:t>
+      </w:r>
+    </w:p>
+    <w:p>
+      <w:pPr>
+        <w:pStyle w:val="para18"/>
+      </w:pPr>
+      <w:r>
+        <w:br w:type="textWrapping"/>
+      </w:r>
+    </w:p>
+    <w:p>
+      <w:pPr>
+        <w:pStyle w:val="para18"/>
+      </w:pPr>
+      <w:r>
+        <w:t> void fireEmployee() {</w:t>
+      </w:r>
+    </w:p>
+    <w:p>
+      <w:pPr>
+        <w:pStyle w:val="para18"/>
+      </w:pPr>
+      <w:r>
+        <w:t>  this.departament = "";</w:t>
+      </w:r>
+    </w:p>
+    <w:p>
+      <w:pPr>
+        <w:pStyle w:val="para18"/>
+      </w:pPr>
+      <w:r>
+        <w:t>  this.position = "";</w:t>
+      </w:r>
+    </w:p>
+    <w:p>
+      <w:pPr>
+        <w:pStyle w:val="para18"/>
+      </w:pPr>
+      <w:r>
+        <w:t>  System.out.println(super.lastName + " " + super.firstName + " " + super.middleName + " is fired from the job.");</w:t>
+      </w:r>
+    </w:p>
+    <w:p>
+      <w:pPr>
+        <w:pStyle w:val="para18"/>
+      </w:pPr>
+      <w:r>
+        <w:t> }</w:t>
+      </w:r>
+    </w:p>
+    <w:p>
+      <w:pPr>
+        <w:pStyle w:val="para18"/>
+      </w:pPr>
+      <w:r>
+        <w:t>}</w:t>
+      </w:r>
+    </w:p>
+    <w:p>
+      <w:pPr>
+        <w:spacing w:line="380" w:lineRule="atLeast"/>
+        <w:pBdr>
+          <w:top w:val="nil" w:sz="0" w:space="0" w:color="000000" tmln="20, 20, 20, 0, 0"/>
+          <w:left w:val="nil" w:sz="0" w:space="0" w:color="000000" tmln="20, 20, 20, 0, 0"/>
+          <w:bottom w:val="nil" w:sz="0" w:space="0" w:color="000000" tmln="20, 20, 20, 0, 0"/>
+          <w:right w:val="nil" w:sz="0" w:space="0" w:color="000000" tmln="20, 20, 20, 0, 0"/>
+          <w:between w:val="nil" w:sz="0" w:space="0" w:color="000000" tmln="20, 20, 20, 0, 0"/>
+        </w:pBdr>
+        <w:shd w:val="none"/>
+        <w:rPr>
+          <w:rFonts w:ascii="Consolas" w:hAnsi="Consolas"/>
+          <w:sz w:val="21"/>
+          <w:shd w:val="clear" w:fill="ffffff"/>
+        </w:rPr>
+      </w:pPr>
+      <w:r>
+        <w:rPr>
+          <w:rFonts w:ascii="Consolas" w:hAnsi="Consolas"/>
+          <w:sz w:val="21"/>
+          <w:shd w:val="clear" w:fill="ffffff"/>
+        </w:rPr>
+      </w:r>
+    </w:p>
+    <w:p>
+      <w:pPr>
+        <w:pStyle w:val="para11"/>
+      </w:pPr>
+      <w:r>
+        <w:t>Position</w:t>
+      </w:r>
+    </w:p>
+    <w:p>
+      <w:pPr>
+        <w:pStyle w:val="para10"/>
+      </w:pPr>
+      <w:r/>
+    </w:p>
+    <w:p>
+      <w:pPr>
+        <w:pStyle w:val="para18"/>
+      </w:pPr>
+      <w:r>
+        <w:t>package personal.company;</w:t>
+      </w:r>
+    </w:p>
+    <w:p>
+      <w:pPr>
+        <w:pStyle w:val="para18"/>
+      </w:pPr>
+      <w:r>
+        <w:br w:type="textWrapping"/>
+      </w:r>
+    </w:p>
+    <w:p>
+      <w:pPr>
+        <w:pStyle w:val="para18"/>
+      </w:pPr>
+      <w:r>
+        <w:t>import java.util.Vector;</w:t>
+      </w:r>
+    </w:p>
+    <w:p>
+      <w:pPr>
+        <w:pStyle w:val="para18"/>
+      </w:pPr>
+      <w:r>
+        <w:br w:type="textWrapping"/>
+      </w:r>
+    </w:p>
+    <w:p>
+      <w:pPr>
+        <w:pStyle w:val="para18"/>
+      </w:pPr>
+      <w:r>
+        <w:t>import personal.company.Departament;</w:t>
+      </w:r>
+    </w:p>
+    <w:p>
+      <w:pPr>
+        <w:pStyle w:val="para18"/>
+      </w:pPr>
+      <w:r>
+        <w:t>import personal.company.Employee;</w:t>
+      </w:r>
+    </w:p>
+    <w:p>
+      <w:pPr>
+        <w:pStyle w:val="para18"/>
+      </w:pPr>
+      <w:r/>
+    </w:p>
+    <w:p>
+      <w:pPr>
+        <w:pStyle w:val="para18"/>
+      </w:pPr>
+      <w:r>
+        <w:t>public class Position extends Departament {</w:t>
+      </w:r>
+    </w:p>
+    <w:p>
+      <w:pPr>
+        <w:pStyle w:val="para18"/>
+      </w:pPr>
+      <w:r>
+        <w:t> String positionName;</w:t>
+      </w:r>
+    </w:p>
+    <w:p>
+      <w:pPr>
+        <w:pStyle w:val="para18"/>
+      </w:pPr>
+      <w:r>
+        <w:t> Vector&lt;String&gt; positionResponsibilities = new Vector&lt;&gt;();</w:t>
+      </w:r>
+    </w:p>
+    <w:p>
+      <w:pPr>
+        <w:pStyle w:val="para18"/>
+      </w:pPr>
+      <w:r>
+        <w:t> Vector&lt;Employee&gt; positionEmployees = new Vector&lt;&gt;();</w:t>
+      </w:r>
+    </w:p>
+    <w:p>
+      <w:pPr>
+        <w:pStyle w:val="para18"/>
+      </w:pPr>
+      <w:r>
+        <w:br w:type="textWrapping"/>
+      </w:r>
+    </w:p>
+    <w:p>
+      <w:pPr>
+        <w:pStyle w:val="para18"/>
+      </w:pPr>
+      <w:r>
+        <w:t> void giveOrder(Employee employee, String order) {</w:t>
+      </w:r>
+    </w:p>
+    <w:p>
+      <w:pPr>
+        <w:pStyle w:val="para18"/>
+      </w:pPr>
+      <w:r>
+        <w:t>  System.out.println(employee.firstName + " is given an order to " + order.toLowerCase() + ".");</w:t>
+      </w:r>
+    </w:p>
+    <w:p>
+      <w:pPr>
+        <w:pStyle w:val="para18"/>
+      </w:pPr>
+      <w:r>
+        <w:t> }</w:t>
+      </w:r>
+    </w:p>
+    <w:p>
+      <w:pPr>
+        <w:pStyle w:val="para18"/>
+      </w:pPr>
+      <w:r>
+        <w:br w:type="textWrapping"/>
+      </w:r>
+    </w:p>
+    <w:p>
+      <w:pPr>
+        <w:pStyle w:val="para18"/>
+      </w:pPr>
+      <w:r>
+        <w:t> void callAnEmployee(Employee employee) {</w:t>
+      </w:r>
+    </w:p>
+    <w:p>
+      <w:pPr>
+        <w:pStyle w:val="para18"/>
+      </w:pPr>
+      <w:r>
+        <w:t>  System.out.println(employee.firstName + " is being called.");</w:t>
+      </w:r>
+    </w:p>
+    <w:p>
+      <w:pPr>
+        <w:pStyle w:val="para18"/>
+      </w:pPr>
+      <w:r>
+        <w:t> }</w:t>
+      </w:r>
+    </w:p>
+    <w:p>
+      <w:pPr>
+        <w:pStyle w:val="para18"/>
+      </w:pPr>
+      <w:r>
+        <w:t>}</w:t>
+      </w:r>
+    </w:p>
+    <w:p>
+      <w:pPr>
+        <w:spacing w:line="380" w:lineRule="atLeast"/>
+        <w:pBdr>
+          <w:top w:val="nil" w:sz="0" w:space="0" w:color="000000" tmln="20, 20, 20, 0, 0"/>
+          <w:left w:val="nil" w:sz="0" w:space="0" w:color="000000" tmln="20, 20, 20, 0, 0"/>
+          <w:bottom w:val="nil" w:sz="0" w:space="0" w:color="000000" tmln="20, 20, 20, 0, 0"/>
+          <w:right w:val="nil" w:sz="0" w:space="0" w:color="000000" tmln="20, 20, 20, 0, 0"/>
+          <w:between w:val="nil" w:sz="0" w:space="0" w:color="000000" tmln="20, 20, 20, 0, 0"/>
+        </w:pBdr>
+        <w:shd w:val="none"/>
+        <w:rPr>
+          <w:rFonts w:ascii="Consolas" w:hAnsi="Consolas"/>
+          <w:sz w:val="21"/>
+          <w:shd w:val="clear" w:fill="ffffff"/>
+        </w:rPr>
+      </w:pPr>
+      <w:r>
+        <w:rPr>
+          <w:rFonts w:ascii="Consolas" w:hAnsi="Consolas"/>
+          <w:sz w:val="21"/>
+          <w:shd w:val="clear" w:fill="ffffff"/>
+        </w:rPr>
+      </w:r>
+    </w:p>
+    <w:p>
+      <w:pPr>
+        <w:pStyle w:val="para11"/>
+      </w:pPr>
+      <w:r>
+        <w:t>Departament</w:t>
+      </w:r>
+    </w:p>
+    <w:p>
+      <w:pPr>
+        <w:pStyle w:val="para10"/>
+      </w:pPr>
+      <w:r/>
+    </w:p>
+    <w:p>
+      <w:pPr>
+        <w:pStyle w:val="para18"/>
+      </w:pPr>
+      <w:r>
+        <w:t>package personal.company;</w:t>
+      </w:r>
+    </w:p>
+    <w:p>
+      <w:pPr>
+        <w:pStyle w:val="para18"/>
+      </w:pPr>
+      <w:r>
+        <w:br w:type="textWrapping"/>
+      </w:r>
+    </w:p>
+    <w:p>
+      <w:pPr>
+        <w:pStyle w:val="para18"/>
+      </w:pPr>
+      <w:r>
+        <w:t>import personal.company.Employee;</w:t>
+      </w:r>
+    </w:p>
+    <w:p>
+      <w:pPr>
+        <w:pStyle w:val="para18"/>
+      </w:pPr>
+      <w:r/>
+    </w:p>
+    <w:p>
+      <w:pPr>
+        <w:pStyle w:val="para18"/>
+      </w:pPr>
+      <w:r>
+        <w:t>public class Departament extends Employee {</w:t>
+      </w:r>
+    </w:p>
+    <w:p>
+      <w:pPr>
+        <w:pStyle w:val="para18"/>
+      </w:pPr>
+      <w:r>
+        <w:t> String departamentName;</w:t>
+      </w:r>
+    </w:p>
+    <w:p>
+      <w:pPr>
+        <w:pStyle w:val="para18"/>
+      </w:pPr>
+      <w:r>
+        <w:t> int numberOfWorkers;</w:t>
+      </w:r>
+    </w:p>
+    <w:p>
+      <w:pPr>
+        <w:pStyle w:val="para18"/>
+      </w:pPr>
+      <w:r>
+        <w:t> int workingHours;</w:t>
+      </w:r>
+    </w:p>
+    <w:p>
+      <w:pPr>
+        <w:pStyle w:val="para18"/>
+      </w:pPr>
+      <w:r>
+        <w:t>}</w:t>
+      </w:r>
+    </w:p>
+    <w:p>
+      <w:pPr>
+        <w:spacing w:line="380" w:lineRule="atLeast"/>
+        <w:pBdr>
+          <w:top w:val="nil" w:sz="0" w:space="0" w:color="000000" tmln="20, 20, 20, 0, 0"/>
+          <w:left w:val="nil" w:sz="0" w:space="0" w:color="000000" tmln="20, 20, 20, 0, 0"/>
+          <w:bottom w:val="nil" w:sz="0" w:space="0" w:color="000000" tmln="20, 20, 20, 0, 0"/>
+          <w:right w:val="nil" w:sz="0" w:space="0" w:color="000000" tmln="20, 20, 20, 0, 0"/>
+          <w:between w:val="nil" w:sz="0" w:space="0" w:color="000000" tmln="20, 20, 20, 0, 0"/>
+        </w:pBdr>
+        <w:shd w:val="none"/>
+        <w:rPr>
+          <w:rFonts w:ascii="Consolas" w:hAnsi="Consolas"/>
+          <w:sz w:val="21"/>
+          <w:shd w:val="clear" w:fill="ffffff"/>
+        </w:rPr>
+      </w:pPr>
+      <w:r>
+        <w:rPr>
+          <w:rFonts w:ascii="Consolas" w:hAnsi="Consolas"/>
+          <w:sz w:val="21"/>
+          <w:shd w:val="clear" w:fill="ffffff"/>
+        </w:rPr>
+      </w:r>
+    </w:p>
+    <w:p>
+      <w:pPr>
+        <w:pStyle w:val="para11"/>
+      </w:pPr>
+      <w:r>
+        <w:t>Результати</w:t>
+      </w:r>
+    </w:p>
+    <w:p>
+      <w:pPr>
+        <w:pStyle w:val="para10"/>
+      </w:pPr>
+      <w:r/>
+    </w:p>
+    <w:p>
+      <w:pPr>
+        <w:pStyle w:val="para14"/>
+      </w:pPr>
+      <w:r>
+        <w:rPr>
+          <w:noProof/>
+        </w:rPr>
+        <w:drawing>
+          <wp:inline distT="89535" distB="89535" distL="89535" distR="89535">
+            <wp:extent cx="5798820" cy="1419860"/>
+            <wp:effectExtent l="0" t="0" r="0" b="0"/>
+            <wp:docPr id="1" name="Зображення1"/>
+            <wp:cNvGraphicFramePr>
+              <a:graphicFrameLocks xmlns:a="http://schemas.openxmlformats.org/drawingml/2006/main" noChangeAspect="1"/>
+            </wp:cNvGraphicFramePr>
+            <a:graphic xmlns:a="http://schemas.openxmlformats.org/drawingml/2006/main">
+              <a:graphicData uri="http://schemas.openxmlformats.org/drawingml/2006/picture">
+                <pic:pic xmlns:pic="http://schemas.openxmlformats.org/drawingml/2006/picture">
+                  <pic:nvPicPr>
+                    <pic:cNvPr id="1" name="Зображення1"/>
+                    <pic:cNvPicPr>
+                      <a:picLocks noChangeAspect="1"/>
+                      <a:extLst>
+                        <a:ext uri="sm">
+                          <sm:smNativeData xmlns:sm="sm" val="SMDATA_16_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"/>
+                        </a:ext>
+                      </a:extLst>
+                    </pic:cNvPicPr>
+                  </pic:nvPicPr>
+                  <pic:blipFill>
+                    <a:blip r:embed="rId8"/>
+                    <a:stretch>
+                      <a:fillRect/>
+                    </a:stretch>
+                  </pic:blipFill>
+                  <pic:spPr>
+                    <a:xfrm>
+                      <a:off x="0" y="0"/>
+                      <a:ext cx="5798820" cy="1419860"/>
+                    </a:xfrm>
+                    <a:prstGeom prst="rect">
+                      <a:avLst/>
+                    </a:prstGeom>
+                    <a:noFill/>
+                    <a:ln w="12700">
+                      <a:noFill/>
+                    </a:ln>
+                  </pic:spPr>
+                </pic:pic>
+              </a:graphicData>
+            </a:graphic>
+          </wp:inline>
+        </w:drawing>
+      </w:r>
+      <w:r/>
+    </w:p>
+    <w:p>
+      <w:pPr>
+        <w:pStyle w:val="para14"/>
+      </w:pPr>
+      <w:r>
+        <w:t>Рисунок 1.1 - Результати виконання головного класу</w:t>
+      </w:r>
+    </w:p>
+    <w:p>
+      <w:pPr>
+        <w:pStyle w:val="para14"/>
+      </w:pPr>
+      <w:r/>
+    </w:p>
+    <w:p>
+      <w:pPr>
+        <w:pStyle w:val="para9"/>
+        <w:rPr>
+          <w:color w:val="auto"/>
+        </w:rPr>
+      </w:pPr>
+      <w:r>
+        <w:rPr>
+          <w:color w:val="auto"/>
+        </w:rPr>
+        <w:t>Індивідуальне завдання</w:t>
+      </w:r>
+    </w:p>
+    <w:p>
+      <w:pPr>
+        <w:pStyle w:val="para11"/>
+      </w:pPr>
+      <w:r>
+        <w:t>Forest</w:t>
+      </w:r>
+    </w:p>
+    <w:p>
+      <w:pPr>
+        <w:pStyle w:val="para10"/>
+      </w:pPr>
+      <w:r/>
+    </w:p>
+    <w:p>
+      <w:pPr>
+        <w:pStyle w:val="para18"/>
+      </w:pPr>
+      <w:r>
+        <w:t>public class Forest {</w:t>
+      </w:r>
+    </w:p>
+    <w:p>
+      <w:pPr>
+        <w:pStyle w:val="para18"/>
+      </w:pPr>
+      <w:r>
+        <w:t>  public static void main(String[] args) {</w:t>
+      </w:r>
+    </w:p>
+    <w:p>
+      <w:pPr>
+        <w:pStyle w:val="para18"/>
+      </w:pPr>
+      <w:r>
+        <w:t>    Tree tree = new Tree();</w:t>
+      </w:r>
+    </w:p>
+    <w:p>
+      <w:pPr>
+        <w:pStyle w:val="para18"/>
+      </w:pPr>
+      <w:r>
+        <w:br w:type="textWrapping"/>
+      </w:r>
+    </w:p>
+    <w:p>
+      <w:pPr>
+        <w:pStyle w:val="para18"/>
+      </w:pPr>
+      <w:r>
+        <w:t>    Leaf one = new Leaf();</w:t>
+      </w:r>
+    </w:p>
+    <w:p>
+      <w:pPr>
+        <w:pStyle w:val="para18"/>
+      </w:pPr>
+      <w:r>
+        <w:t>    one.color = LeafColor.Green;</w:t>
+      </w:r>
+    </w:p>
+    <w:p>
+      <w:pPr>
+        <w:pStyle w:val="para18"/>
+      </w:pPr>
+      <w:r>
+        <w:t>    Leaf two = new Leaf();</w:t>
+      </w:r>
+    </w:p>
+    <w:p>
+      <w:pPr>
+        <w:pStyle w:val="para18"/>
+      </w:pPr>
+      <w:r>
+        <w:t>    two.color = LeafColor.Orange;</w:t>
+      </w:r>
+    </w:p>
+    <w:p>
+      <w:pPr>
+        <w:pStyle w:val="para18"/>
+      </w:pPr>
+      <w:r>
+        <w:t>    Leaf three = new Leaf();</w:t>
+      </w:r>
+    </w:p>
+    <w:p>
+      <w:pPr>
+        <w:pStyle w:val="para18"/>
+      </w:pPr>
+      <w:r>
+        <w:t>    three.color = LeafColor.Green;</w:t>
+      </w:r>
+    </w:p>
+    <w:p>
+      <w:pPr>
+        <w:pStyle w:val="para18"/>
+      </w:pPr>
+      <w:r>
+        <w:br w:type="textWrapping"/>
+      </w:r>
+    </w:p>
+    <w:p>
+      <w:pPr>
+        <w:pStyle w:val="para18"/>
+      </w:pPr>
+      <w:r>
+        <w:t>    tree.leaves.add(one);</w:t>
+      </w:r>
+    </w:p>
+    <w:p>
+      <w:pPr>
+        <w:pStyle w:val="para18"/>
+      </w:pPr>
+      <w:r>
+        <w:t>    tree.leaves.add(two);</w:t>
+      </w:r>
+    </w:p>
+    <w:p>
+      <w:pPr>
+        <w:pStyle w:val="para18"/>
+      </w:pPr>
+      <w:r>
+        <w:t>    tree.leaves.add(three);</w:t>
+      </w:r>
+    </w:p>
+    <w:p>
+      <w:pPr>
+        <w:pStyle w:val="para18"/>
+      </w:pPr>
+      <w:r>
+        <w:br w:type="textWrapping"/>
+      </w:r>
+    </w:p>
+    <w:p>
+      <w:pPr>
+        <w:pStyle w:val="para18"/>
+      </w:pPr>
+      <w:r>
+        <w:t>    tree.letLeavesBeYellow();</w:t>
+      </w:r>
+    </w:p>
+    <w:p>
+      <w:pPr>
+        <w:pStyle w:val="para18"/>
+      </w:pPr>
+      <w:r>
+        <w:t>  }</w:t>
+      </w:r>
+    </w:p>
+    <w:p>
+      <w:pPr>
+        <w:pStyle w:val="para18"/>
+      </w:pPr>
+      <w:r>
+        <w:t>}</w:t>
+      </w:r>
+    </w:p>
+    <w:p>
+      <w:pPr>
+        <w:pStyle w:val="para10"/>
+      </w:pPr>
+      <w:r/>
+    </w:p>
+    <w:p>
+      <w:pPr>
+        <w:pStyle w:val="para11"/>
+      </w:pPr>
+      <w:r>
+        <w:t>Leaf</w:t>
+      </w:r>
+    </w:p>
+    <w:p>
+      <w:pPr>
+        <w:pStyle w:val="para10"/>
+      </w:pPr>
+      <w:r/>
+    </w:p>
+    <w:p>
+      <w:pPr>
+        <w:pStyle w:val="para18"/>
+      </w:pPr>
+      <w:r>
+        <w:t>public class Leaf {</w:t>
+      </w:r>
+    </w:p>
+    <w:p>
+      <w:pPr>
+        <w:pStyle w:val="para18"/>
+      </w:pPr>
+      <w:r>
+        <w:t> LeafColor color;</w:t>
+      </w:r>
+    </w:p>
+    <w:p>
+      <w:pPr>
+        <w:pStyle w:val="para18"/>
+      </w:pPr>
+      <w:r>
+        <w:t>}</w:t>
+      </w:r>
+    </w:p>
+    <w:p>
+      <w:pPr>
+        <w:pStyle w:val="para10"/>
+      </w:pPr>
+      <w:r/>
+    </w:p>
+    <w:p>
+      <w:pPr>
+        <w:pStyle w:val="para11"/>
+      </w:pPr>
+      <w:r>
+        <w:t>LeafColor</w:t>
+      </w:r>
+    </w:p>
+    <w:p>
+      <w:pPr>
+        <w:pStyle w:val="para10"/>
+      </w:pPr>
+      <w:r/>
+    </w:p>
+    <w:p>
+      <w:pPr>
+        <w:pStyle w:val="para18"/>
+      </w:pPr>
+      <w:r>
+        <w:t>public enum LeafColor {</w:t>
+      </w:r>
+    </w:p>
+    <w:p>
+      <w:pPr>
+        <w:pStyle w:val="para18"/>
+      </w:pPr>
+      <w:r>
+        <w:t> Green,</w:t>
+      </w:r>
+    </w:p>
+    <w:p>
+      <w:pPr>
+        <w:pStyle w:val="para18"/>
+      </w:pPr>
+      <w:r>
+        <w:t> Orange,</w:t>
+      </w:r>
+    </w:p>
+    <w:p>
+      <w:pPr>
+        <w:pStyle w:val="para18"/>
+      </w:pPr>
+      <w:r>
+        <w:t> Yellow</w:t>
+      </w:r>
+    </w:p>
+    <w:p>
+      <w:pPr>
+        <w:pStyle w:val="para18"/>
+      </w:pPr>
+      <w:r>
+        <w:t>}</w:t>
+      </w:r>
+    </w:p>
+    <w:p>
+      <w:pPr>
+        <w:spacing w:line="380" w:lineRule="atLeast"/>
+        <w:pBdr>
+          <w:top w:val="nil" w:sz="0" w:space="0" w:color="000000" tmln="20, 20, 20, 0, 0"/>
+          <w:left w:val="nil" w:sz="0" w:space="0" w:color="000000" tmln="20, 20, 20, 0, 0"/>
+          <w:bottom w:val="nil" w:sz="0" w:space="0" w:color="000000" tmln="20, 20, 20, 0, 0"/>
+          <w:right w:val="nil" w:sz="0" w:space="0" w:color="000000" tmln="20, 20, 20, 0, 0"/>
+          <w:between w:val="nil" w:sz="0" w:space="0" w:color="000000" tmln="20, 20, 20, 0, 0"/>
+        </w:pBdr>
+        <w:shd w:val="none"/>
+        <w:rPr>
+          <w:rFonts w:ascii="Consolas" w:hAnsi="Consolas"/>
+          <w:sz w:val="21"/>
+          <w:shd w:val="clear" w:fill="ffffff"/>
+        </w:rPr>
+      </w:pPr>
+      <w:r>
+        <w:rPr>
+          <w:rFonts w:ascii="Consolas" w:hAnsi="Consolas"/>
+          <w:sz w:val="21"/>
+          <w:shd w:val="clear" w:fill="ffffff"/>
+        </w:rPr>
+      </w:r>
+    </w:p>
+    <w:p>
+      <w:pPr>
+        <w:pStyle w:val="para11"/>
+      </w:pPr>
+      <w:r>
+        <w:t>Tree</w:t>
+      </w:r>
+    </w:p>
+    <w:p>
+      <w:pPr>
+        <w:pStyle w:val="para10"/>
+      </w:pPr>
+      <w:r/>
+    </w:p>
+    <w:p>
+      <w:pPr>
+        <w:pStyle w:val="para18"/>
+      </w:pPr>
+      <w:r>
+        <w:t>public class Tree {</w:t>
+      </w:r>
+    </w:p>
+    <w:p>
+      <w:pPr>
+        <w:pStyle w:val="para18"/>
+      </w:pPr>
+      <w:r>
+        <w:t> boolean isBlossomed = false;</w:t>
+      </w:r>
+    </w:p>
+    <w:p>
+      <w:pPr>
+        <w:pStyle w:val="para18"/>
+      </w:pPr>
+      <w:r>
+        <w:t> boolean hasBunches = false;</w:t>
+      </w:r>
+    </w:p>
+    <w:p>
+      <w:pPr>
+        <w:pStyle w:val="para18"/>
+      </w:pPr>
+      <w:r>
+        <w:t> boolean isCoveredWithFrost = false;</w:t>
+      </w:r>
+    </w:p>
+    <w:p>
+      <w:pPr>
+        <w:pStyle w:val="para18"/>
+      </w:pPr>
+      <w:r>
+        <w:t> boolean areLeavesYellow = false;</w:t>
+      </w:r>
+    </w:p>
+    <w:p>
+      <w:pPr>
+        <w:pStyle w:val="para18"/>
+      </w:pPr>
+      <w:r>
+        <w:t> Vector&lt;Leaf&gt; leaves = new Vector&lt;&gt;();</w:t>
+      </w:r>
+    </w:p>
+    <w:p>
+      <w:pPr>
+        <w:pStyle w:val="para18"/>
+      </w:pPr>
+      <w:r>
+        <w:br w:type="textWrapping"/>
+      </w:r>
+    </w:p>
+    <w:p>
+      <w:pPr>
+        <w:pStyle w:val="para18"/>
+      </w:pPr>
+      <w:r>
+        <w:t> void blossom() {</w:t>
+      </w:r>
+    </w:p>
+    <w:p>
+      <w:pPr>
+        <w:pStyle w:val="para18"/>
+      </w:pPr>
+      <w:r>
+        <w:t>  this.isBlossomed = true;</w:t>
+      </w:r>
+    </w:p>
+    <w:p>
+      <w:pPr>
+        <w:pStyle w:val="para18"/>
+      </w:pPr>
+      <w:r>
+        <w:t>  System.out.println("A tree is blossomed!");</w:t>
+      </w:r>
+    </w:p>
+    <w:p>
+      <w:pPr>
+        <w:pStyle w:val="para18"/>
+      </w:pPr>
+      <w:r>
+        <w:t> }</w:t>
+      </w:r>
+    </w:p>
+    <w:p>
+      <w:pPr>
+        <w:pStyle w:val="para18"/>
+      </w:pPr>
+      <w:r>
+        <w:br w:type="textWrapping"/>
+      </w:r>
+    </w:p>
+    <w:p>
+      <w:pPr>
+        <w:pStyle w:val="para18"/>
+      </w:pPr>
+      <w:r>
+        <w:t> void makeBunches() {</w:t>
+      </w:r>
+    </w:p>
+    <w:p>
+      <w:pPr>
+        <w:pStyle w:val="para18"/>
+      </w:pPr>
+      <w:r>
+        <w:t>  this.hasBunches = true;</w:t>
+      </w:r>
+    </w:p>
+    <w:p>
+      <w:pPr>
+        <w:pStyle w:val="para18"/>
+      </w:pPr>
+      <w:r>
+        <w:t>  System.out.println("A tree has bunches!");</w:t>
+      </w:r>
+    </w:p>
+    <w:p>
+      <w:pPr>
+        <w:pStyle w:val="para18"/>
+      </w:pPr>
+      <w:r>
+        <w:t> }</w:t>
+      </w:r>
+    </w:p>
+    <w:p>
+      <w:pPr>
+        <w:pStyle w:val="para18"/>
+      </w:pPr>
+      <w:r>
+        <w:br w:type="textWrapping"/>
+      </w:r>
+    </w:p>
+    <w:p>
+      <w:pPr>
+        <w:pStyle w:val="para18"/>
+      </w:pPr>
+      <w:r>
+        <w:t> void beCoveredWithFrost() {</w:t>
+      </w:r>
+    </w:p>
+    <w:p>
+      <w:pPr>
+        <w:pStyle w:val="para18"/>
+      </w:pPr>
+      <w:r>
+        <w:t>  this.isCoveredWithFrost = true;</w:t>
+      </w:r>
+    </w:p>
+    <w:p>
+      <w:pPr>
+        <w:pStyle w:val="para18"/>
+      </w:pPr>
+      <w:r>
+        <w:t>  System.out.println("A tree is covered with frost.");</w:t>
+      </w:r>
+    </w:p>
+    <w:p>
+      <w:pPr>
+        <w:pStyle w:val="para18"/>
+      </w:pPr>
+      <w:r>
+        <w:t> }</w:t>
+      </w:r>
+    </w:p>
+    <w:p>
+      <w:pPr>
+        <w:pStyle w:val="para18"/>
+      </w:pPr>
+      <w:r>
+        <w:br w:type="textWrapping"/>
+      </w:r>
+    </w:p>
+    <w:p>
+      <w:pPr>
+        <w:pStyle w:val="para18"/>
+      </w:pPr>
+      <w:r>
+        <w:t> void letLeavesBeYellow() {</w:t>
+      </w:r>
+    </w:p>
+    <w:p>
+      <w:pPr>
+        <w:pStyle w:val="para18"/>
+      </w:pPr>
+      <w:r>
+        <w:t>  this.areLeavesYellow = true;</w:t>
+      </w:r>
+    </w:p>
+    <w:p>
+      <w:pPr>
+        <w:pStyle w:val="para18"/>
+      </w:pPr>
+      <w:r>
+        <w:t>  for (Leaf leaf : leaves) {</w:t>
+      </w:r>
+    </w:p>
+    <w:p>
+      <w:pPr>
+        <w:pStyle w:val="para18"/>
+      </w:pPr>
+      <w:r>
+        <w:t>   leaf.color = LeafColor.Yellow;</w:t>
+      </w:r>
+    </w:p>
+    <w:p>
+      <w:pPr>
+        <w:pStyle w:val="para18"/>
+      </w:pPr>
+      <w:r>
+        <w:t>  }</w:t>
+      </w:r>
+    </w:p>
+    <w:p>
+      <w:pPr>
+        <w:pStyle w:val="para18"/>
+      </w:pPr>
+      <w:r>
+        <w:t>  System.out.println("A tree has yellow leaves.");</w:t>
+      </w:r>
+    </w:p>
+    <w:p>
+      <w:pPr>
+        <w:pStyle w:val="para18"/>
+      </w:pPr>
+      <w:r>
+        <w:t> }</w:t>
+      </w:r>
+    </w:p>
+    <w:p>
+      <w:pPr>
+        <w:pStyle w:val="para18"/>
+      </w:pPr>
+      <w:r>
+        <w:t>}</w:t>
+      </w:r>
+    </w:p>
+    <w:p>
+      <w:pPr>
+        <w:spacing w:line="380" w:lineRule="atLeast"/>
+        <w:pBdr>
+          <w:top w:val="nil" w:sz="0" w:space="0" w:color="000000" tmln="20, 20, 20, 0, 0"/>
+          <w:left w:val="nil" w:sz="0" w:space="0" w:color="000000" tmln="20, 20, 20, 0, 0"/>
+          <w:bottom w:val="nil" w:sz="0" w:space="0" w:color="000000" tmln="20, 20, 20, 0, 0"/>
+          <w:right w:val="nil" w:sz="0" w:space="0" w:color="000000" tmln="20, 20, 20, 0, 0"/>
+          <w:between w:val="nil" w:sz="0" w:space="0" w:color="000000" tmln="20, 20, 20, 0, 0"/>
+        </w:pBdr>
+        <w:shd w:val="none"/>
+        <w:rPr>
+          <w:rFonts w:ascii="Consolas" w:hAnsi="Consolas"/>
+          <w:sz w:val="21"/>
+          <w:shd w:val="clear" w:fill="ffffff"/>
+        </w:rPr>
+      </w:pPr>
+      <w:r>
+        <w:rPr>
+          <w:rFonts w:ascii="Consolas" w:hAnsi="Consolas"/>
+          <w:sz w:val="21"/>
+          <w:shd w:val="clear" w:fill="ffffff"/>
+        </w:rPr>
+      </w:r>
+    </w:p>
+    <w:p>
+      <w:pPr>
+        <w:pStyle w:val="para11"/>
+      </w:pPr>
+      <w:r>
+        <w:t>Результати</w:t>
+      </w:r>
+    </w:p>
+    <w:p>
+      <w:pPr>
+        <w:pStyle w:val="para10"/>
+      </w:pPr>
+      <w:r/>
+    </w:p>
+    <w:p>
+      <w:pPr>
+        <w:pStyle w:val="para14"/>
+      </w:pPr>
+      <w:r>
+        <w:rPr>
+          <w:noProof/>
+        </w:rPr>
+        <w:drawing>
+          <wp:inline distT="89535" distB="89535" distL="89535" distR="89535">
+            <wp:extent cx="5894070" cy="918845"/>
+            <wp:effectExtent l="0" t="0" r="0" b="0"/>
+            <wp:docPr id="2" name="Зображення2"/>
+            <wp:cNvGraphicFramePr>
+              <a:graphicFrameLocks xmlns:a="http://schemas.openxmlformats.org/drawingml/2006/main" noChangeAspect="1"/>
+            </wp:cNvGraphicFramePr>
+            <a:graphic xmlns:a="http://schemas.openxmlformats.org/drawingml/2006/main">
+              <a:graphicData uri="http://schemas.openxmlformats.org/drawingml/2006/picture">
+                <pic:pic xmlns:pic="http://schemas.openxmlformats.org/drawingml/2006/picture">
+                  <pic:nvPicPr>
+                    <pic:cNvPr id="2" name="Зображення2"/>
+                    <pic:cNvPicPr>
+                      <a:picLocks noChangeAspect="1"/>
+                      <a:extLst>
+                        <a:ext uri="sm">
+                          <sm:smNativeData xmlns:sm="sm" val="SMDATA_16_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"/>
+                        </a:ext>
+                      </a:extLst>
+                    </pic:cNvPicPr>
+                  </pic:nvPicPr>
+                  <pic:blipFill>
+                    <a:blip r:embed="rId9"/>
+                    <a:stretch>
+                      <a:fillRect/>
+                    </a:stretch>
+                  </pic:blipFill>
+                  <pic:spPr>
+                    <a:xfrm>
+                      <a:off x="0" y="0"/>
+                      <a:ext cx="5894070" cy="918845"/>
+                    </a:xfrm>
+                    <a:prstGeom prst="rect">
+                      <a:avLst/>
+                    </a:prstGeom>
+                    <a:noFill/>
+                    <a:ln w="12700">
+                      <a:noFill/>
+                    </a:ln>
+                  </pic:spPr>
+                </pic:pic>
+              </a:graphicData>
+            </a:graphic>
+          </wp:inline>
+        </w:drawing>
+      </w:r>
+      <w:r/>
+    </w:p>
+    <w:p>
+      <w:pPr>
+        <w:pStyle w:val="para14"/>
+      </w:pPr>
+      <w:r>
+        <w:t>Рисунок 2.1 - Результати виконання головного класу</w:t>
+      </w:r>
+    </w:p>
+    <w:p>
+      <w:pPr>
+        <w:pStyle w:val="para10"/>
+      </w:pPr>
+      <w:r/>
+    </w:p>
+    <w:p>
+      <w:pPr>
         <w:pStyle w:val="para8"/>
         <w:rPr>
           <w:color w:val="auto"/>
@@ -644,41 +2622,331 @@
     <w:p>
       <w:pPr>
         <w:pStyle w:val="para9"/>
-      </w:pPr>
-      <w:r>
+        <w:rPr>
+          <w:color w:val="auto"/>
+        </w:rPr>
+      </w:pPr>
+      <w:r>
+        <w:rPr>
+          <w:color w:val="auto"/>
+        </w:rPr>
         <w:t>Що таке пакети в мові Java?</w:t>
       </w:r>
     </w:p>
     <w:p>
       <w:pPr>
+        <w:pStyle w:val="para10"/>
+      </w:pPr>
+      <w:r/>
+    </w:p>
+    <w:p>
+      <w:pPr>
+        <w:pStyle w:val="para10"/>
+      </w:pPr>
+      <w:r>
+        <w:t>Пакети є способом організації класів. Він визначається словом package та потребує окремої папки для кожного.</w:t>
+      </w:r>
+    </w:p>
+    <w:p>
+      <w:pPr>
+        <w:pStyle w:val="para10"/>
+        <w:rPr>
+          <w:rFonts w:ascii="Calibri" w:hAnsi="Calibri" w:eastAsia="Calibri" w:cs="Calibri"/>
+          <w:sz w:val="22"/>
+          <w:szCs w:val="22"/>
+          <w:lang w:eastAsia="en-us"/>
+        </w:rPr>
+      </w:pPr>
+      <w:r>
+        <w:t xml:space="preserve">Джерело: </w:t>
+      </w:r>
+      <w:r>
+        <w:rPr>
+          <w:color w:val="0000ff"/>
+          <w:u w:color="auto" w:val="single"/>
+        </w:rPr>
+        <w:t>Java Packages</w:t>
+      </w:r>
+      <w:r>
+        <w:rPr>
+          <w:rFonts w:ascii="Calibri" w:hAnsi="Calibri" w:eastAsia="Calibri" w:cs="Calibri"/>
+          <w:sz w:val="22"/>
+          <w:szCs w:val="22"/>
+          <w:lang w:eastAsia="en-us"/>
+        </w:rPr>
+        <w:t>.</w:t>
+      </w:r>
+    </w:p>
+    <w:p>
+      <w:pPr>
+        <w:pStyle w:val="para10"/>
+        <w:rPr>
+          <w:rFonts w:ascii="Calibri" w:hAnsi="Calibri" w:eastAsia="Calibri" w:cs="Calibri"/>
+          <w:sz w:val="22"/>
+          <w:szCs w:val="22"/>
+          <w:lang w:eastAsia="en-us"/>
+        </w:rPr>
+      </w:pPr>
+      <w:r>
+        <w:rPr>
+          <w:rFonts w:ascii="Calibri" w:hAnsi="Calibri" w:eastAsia="Calibri" w:cs="Calibri"/>
+          <w:sz w:val="22"/>
+          <w:szCs w:val="22"/>
+          <w:lang w:eastAsia="en-us"/>
+        </w:rPr>
+      </w:r>
+    </w:p>
+    <w:p>
+      <w:pPr>
         <w:pStyle w:val="para9"/>
-      </w:pPr>
-      <w:r>
+        <w:rPr>
+          <w:color w:val="auto"/>
+        </w:rPr>
+      </w:pPr>
+      <w:r>
+        <w:rPr>
+          <w:color w:val="auto"/>
+        </w:rPr>
         <w:t>Що таке інтерфейс в мові Java?</w:t>
       </w:r>
     </w:p>
     <w:p>
       <w:pPr>
+        <w:pStyle w:val="para10"/>
+      </w:pPr>
+      <w:r/>
+    </w:p>
+    <w:p>
+      <w:pPr>
+        <w:pStyle w:val="para10"/>
+      </w:pPr>
+      <w:r>
+        <w:t>Інтерфейс є абстрактним класом. Його не можна використати для створення об’єктів. Інтерфейс можна використати як шаблон для класу. В ньому можна прописати які будуть методи та поля.</w:t>
+      </w:r>
+    </w:p>
+    <w:p>
+      <w:pPr>
+        <w:pStyle w:val="para10"/>
+        <w:rPr>
+          <w:rFonts w:ascii="Calibri" w:hAnsi="Calibri" w:eastAsia="Calibri" w:cs="Calibri"/>
+          <w:sz w:val="22"/>
+          <w:szCs w:val="22"/>
+          <w:lang w:eastAsia="en-us"/>
+        </w:rPr>
+      </w:pPr>
+      <w:r>
+        <w:t xml:space="preserve">Джерело: </w:t>
+      </w:r>
+      <w:r>
+        <w:rPr>
+          <w:color w:val="0000ff"/>
+          <w:u w:color="auto" w:val="single"/>
+        </w:rPr>
+        <w:t>Java Interface</w:t>
+      </w:r>
+      <w:r>
+        <w:rPr>
+          <w:rFonts w:ascii="Calibri" w:hAnsi="Calibri" w:eastAsia="Calibri" w:cs="Calibri"/>
+          <w:sz w:val="22"/>
+          <w:szCs w:val="22"/>
+          <w:lang w:eastAsia="en-us"/>
+        </w:rPr>
+        <w:t>.</w:t>
+      </w:r>
+    </w:p>
+    <w:p>
+      <w:pPr>
+        <w:pStyle w:val="para10"/>
+        <w:rPr>
+          <w:rFonts w:ascii="Calibri" w:hAnsi="Calibri" w:eastAsia="Calibri" w:cs="Calibri"/>
+          <w:sz w:val="22"/>
+          <w:szCs w:val="22"/>
+          <w:lang w:eastAsia="en-us"/>
+        </w:rPr>
+      </w:pPr>
+      <w:r>
+        <w:rPr>
+          <w:rFonts w:ascii="Calibri" w:hAnsi="Calibri" w:eastAsia="Calibri" w:cs="Calibri"/>
+          <w:sz w:val="22"/>
+          <w:szCs w:val="22"/>
+          <w:lang w:eastAsia="en-us"/>
+        </w:rPr>
+      </w:r>
+    </w:p>
+    <w:p>
+      <w:pPr>
         <w:pStyle w:val="para9"/>
-      </w:pPr>
-      <w:r>
+        <w:rPr>
+          <w:color w:val="auto"/>
+        </w:rPr>
+      </w:pPr>
+      <w:r>
+        <w:rPr>
+          <w:color w:val="auto"/>
+        </w:rPr>
         <w:t>Для чого використовуються пакети в мові Java?</w:t>
       </w:r>
     </w:p>
     <w:p>
       <w:pPr>
+        <w:pStyle w:val="para10"/>
+      </w:pPr>
+      <w:r/>
+    </w:p>
+    <w:p>
+      <w:pPr>
+        <w:pStyle w:val="para10"/>
+      </w:pPr>
+      <w:r>
+        <w:t>Для групування пов’язаних модулів.</w:t>
+      </w:r>
+    </w:p>
+    <w:p>
+      <w:pPr>
+        <w:pStyle w:val="para10"/>
+      </w:pPr>
+      <w:r/>
+    </w:p>
+    <w:p>
+      <w:pPr>
         <w:pStyle w:val="para9"/>
-      </w:pPr>
-      <w:r>
+        <w:rPr>
+          <w:color w:val="auto"/>
+        </w:rPr>
+      </w:pPr>
+      <w:r>
+        <w:rPr>
+          <w:color w:val="auto"/>
+        </w:rPr>
         <w:t>Які особливості прав доступу до членів класів в мові Java?</w:t>
       </w:r>
     </w:p>
     <w:p>
       <w:pPr>
+        <w:pStyle w:val="para10"/>
+      </w:pPr>
+      <w:r/>
+    </w:p>
+    <w:p>
+      <w:pPr>
+        <w:pStyle w:val="para10"/>
+      </w:pPr>
+      <w:r>
+        <w:t>Право доступу:</w:t>
+      </w:r>
+    </w:p>
+    <w:p>
+      <w:pPr>
+        <w:pStyle w:val="para10"/>
+      </w:pPr>
+      <w:r/>
+    </w:p>
+    <w:p>
+      <w:pPr>
+        <w:pStyle w:val="para10"/>
+      </w:pPr>
+      <w:r>
+        <w:t>- public відкриває поле для всіх класів;</w:t>
+      </w:r>
+    </w:p>
+    <w:p>
+      <w:pPr>
+        <w:pStyle w:val="para10"/>
+      </w:pPr>
+      <w:r>
+        <w:t>- private лише для свого класу;</w:t>
+      </w:r>
+    </w:p>
+    <w:p>
+      <w:pPr>
+        <w:pStyle w:val="para10"/>
+      </w:pPr>
+      <w:r>
+        <w:t>- protected лише для підкласів в своєму пакеті.</w:t>
+      </w:r>
+    </w:p>
+    <w:p>
+      <w:pPr>
+        <w:pStyle w:val="para10"/>
+      </w:pPr>
+      <w:r/>
+    </w:p>
+    <w:p>
+      <w:pPr>
+        <w:pStyle w:val="para10"/>
+        <w:rPr>
+          <w:rFonts w:ascii="Calibri" w:hAnsi="Calibri" w:eastAsia="Calibri" w:cs="Calibri"/>
+          <w:sz w:val="22"/>
+          <w:szCs w:val="22"/>
+          <w:lang w:eastAsia="en-us"/>
+        </w:rPr>
+      </w:pPr>
+      <w:r>
+        <w:t xml:space="preserve">Джерело: </w:t>
+      </w:r>
+      <w:r>
+        <w:rPr>
+          <w:color w:val="0000ff"/>
+          <w:u w:color="auto" w:val="single"/>
+        </w:rPr>
+        <w:t>Java Modifiers</w:t>
+      </w:r>
+      <w:r>
+        <w:rPr>
+          <w:rFonts w:ascii="Calibri" w:hAnsi="Calibri" w:eastAsia="Calibri" w:cs="Calibri"/>
+          <w:sz w:val="22"/>
+          <w:szCs w:val="22"/>
+          <w:lang w:eastAsia="en-us"/>
+        </w:rPr>
+        <w:t>.</w:t>
+      </w:r>
+    </w:p>
+    <w:p>
+      <w:pPr>
+        <w:pStyle w:val="para10"/>
+      </w:pPr>
+      <w:r/>
+    </w:p>
+    <w:p>
+      <w:pPr>
         <w:pStyle w:val="para9"/>
-      </w:pPr>
-      <w:r>
+        <w:rPr>
+          <w:color w:val="auto"/>
+        </w:rPr>
+      </w:pPr>
+      <w:r>
+        <w:rPr>
+          <w:color w:val="auto"/>
+        </w:rPr>
         <w:t>Які особливості імпорту класів в мові Java?</w:t>
+      </w:r>
+    </w:p>
+    <w:p>
+      <w:pPr>
+        <w:pStyle w:val="para10"/>
+      </w:pPr>
+      <w:r/>
+    </w:p>
+    <w:p>
+      <w:pPr>
+        <w:pStyle w:val="para10"/>
+      </w:pPr>
+      <w:r>
+        <w:t xml:space="preserve">Якщо вони - частина пакету, потрібно прописати його назву перед навою класу. Наприклад: </w:t>
+      </w:r>
+    </w:p>
+    <w:p>
+      <w:pPr>
+        <w:pStyle w:val="para10"/>
+      </w:pPr>
+      <w:r/>
+    </w:p>
+    <w:p>
+      <w:pPr>
+        <w:pStyle w:val="para18"/>
+      </w:pPr>
+      <w:r>
+        <w:t>package packageName.className;</w:t>
       </w:r>
     </w:p>
     <w:sectPr>
@@ -694,7 +2962,7 @@
         <w:numStart w:val="1"/>
         <w:numRestart w:val="continuous"/>
       </w:endnotePr>
-      <w:headerReference w:type="default" r:id="rId8"/>
+      <w:headerReference w:type="default" r:id="rId10"/>
       <w:type w:val="nextPage"/>
       <w:pgSz w:h="16838" w:w="11906"/>
       <w:pgMar w:left="1440" w:top="1440" w:right="1440" w:bottom="1440" w:header="708" w:footer="0"/>
